--- a/pr-preview/pr-126/estimation-handout-tracked-changes.docx
+++ b/pr-preview/pr-126/estimation-handout-tracked-changes.docx
@@ -26,7 +26,7 @@
       </w:pPr>
       <w:ins w:id="2" w:author="PR Preview" w:date="2026-01-01T00:00:00Z">
         <w:r>
-          <w:t xml:space="preserve">Last modified: 2026-10-13 19:37:09 (PDT)</w:t>
+          <w:t xml:space="preserve">Last modified: 2026-10-13 21:02:10 (PDT)</w:t>
         </w:r>
       </w:ins>
     </w:p>

--- a/pr-preview/pr-126/estimation-handout-tracked-changes.docx
+++ b/pr-preview/pr-126/estimation-handout-tracked-changes.docx
@@ -16,7 +16,7 @@
       </w:pPr>
       <w:del w:id="1" w:author="PR Preview" w:date="2026-01-01T00:00:00Z">
         <w:r>
-          <w:delText xml:space="preserve">Last modified: 2026-10-13 19:33:04 (PDT)</w:delText>
+          <w:delText xml:space="preserve">Last modified: 2026-10-13 22:36:40 (PDT)</w:delText>
         </w:r>
       </w:del>
     </w:p>
@@ -26,7 +26,7 @@
       </w:pPr>
       <w:ins w:id="2" w:author="PR Preview" w:date="2026-01-01T00:00:00Z">
         <w:r>
-          <w:t xml:space="preserve">Last modified: 2026-10-13 21:02:10 (PDT)</w:t>
+          <w:t xml:space="preserve">Last modified: 2026-10-13 22:33:57 (PDT)</w:t>
         </w:r>
       </w:ins>
     </w:p>
@@ -3772,7 +3772,7 @@
     </w:p>
     <w:bookmarkEnd w:id="35"/>
     <w:bookmarkEnd w:id="36"/>
-    <w:bookmarkStart w:id="118" w:name="sec-est-accuracy"/>
+    <w:bookmarkStart w:id="121" w:name="sec-est-accuracy"/>
     <w:p>
       <w:pPr>
         <w:pStyle w:val="Heading2"/>
@@ -12965,7 +12965,7 @@
     </w:p>
     <w:bookmarkEnd w:id="70"/>
     <w:bookmarkEnd w:id="71"/>
-    <w:bookmarkStart w:id="87" w:name="mean-squared-error"/>
+    <w:bookmarkStart w:id="89" w:name="mean-squared-error"/>
     <w:p>
       <w:pPr>
         <w:pStyle w:val="Heading3"/>
@@ -18988,12 +18988,18 @@
         </m:oMath>
       </m:oMathPara>
     </w:p>
+    <w:bookmarkEnd w:id="86"/>
+    <w:bookmarkStart w:id="87" w:name="exm-rmse-sample-mean"/>
     <w:p>
       <w:pPr>
         <w:pStyle w:val="FirstParagraph"/>
       </w:pPr>
       <w:r>
-        <w:t xml:space="preserve">It has the same units as the estimand.</w:t>
+        <w:rPr>
+          <w:b/>
+          <w:bCs/>
+        </w:rPr>
+        <w:t xml:space="preserve">Example 12 (Root mean squared error of the sample mean)</w:t>
       </w:r>
       <w:r>
         <w:t xml:space="preserve"> </w:t>
@@ -19071,9 +19077,29 @@
         <w:t xml:space="preserve">.</w:t>
       </w:r>
     </w:p>
-    <w:bookmarkEnd w:id="86"/>
     <w:bookmarkEnd w:id="87"/>
-    <w:bookmarkStart w:id="100" w:name="sec-unbiased-estimators"/>
+    <w:bookmarkStart w:id="88" w:name="rem-rmse-units"/>
+    <w:p>
+      <w:pPr>
+        <w:pStyle w:val="BodyText"/>
+      </w:pPr>
+      <w:r>
+        <w:rPr>
+          <w:i/>
+          <w:iCs/>
+        </w:rPr>
+        <w:t xml:space="preserve">Remark 3</w:t>
+      </w:r>
+      <w:r>
+        <w:t xml:space="preserve"> (Units of the root mean squared error). </w:t>
+      </w:r>
+      <w:r>
+        <w:t xml:space="preserve">The root mean squared error has the same units as the estimand.</w:t>
+      </w:r>
+    </w:p>
+    <w:bookmarkEnd w:id="88"/>
+    <w:bookmarkEnd w:id="89"/>
+    <w:bookmarkStart w:id="103" w:name="sec-unbiased-estimators"/>
     <w:p>
       <w:pPr>
         <w:pStyle w:val="Heading3"/>
@@ -19082,7 +19108,7 @@
         <w:t xml:space="preserve">3.6 Unbiased estimators</w:t>
       </w:r>
     </w:p>
-    <w:bookmarkStart w:id="88" w:name="def-unbiased"/>
+    <w:bookmarkStart w:id="90" w:name="def-unbiased"/>
     <w:p>
       <w:pPr>
         <w:pStyle w:val="FirstParagraph"/>
@@ -19208,12 +19234,45 @@
         </m:oMath>
       </m:oMathPara>
     </w:p>
+    <w:bookmarkEnd w:id="90"/>
+    <w:bookmarkStart w:id="91" w:name="def-biased"/>
     <w:p>
       <w:pPr>
         <w:pStyle w:val="FirstParagraph"/>
       </w:pPr>
       <w:r>
-        <w:t xml:space="preserve">An estimator whose bias is not zero is</w:t>
+        <w:rPr>
+          <w:b/>
+          <w:bCs/>
+        </w:rPr>
+        <w:t xml:space="preserve">Definition 16 (Biased estimator)</w:t>
+      </w:r>
+      <w:r>
+        <w:t xml:space="preserve"> </w:t>
+      </w:r>
+      <w:r>
+        <w:t xml:space="preserve">An estimator</w:t>
+      </w:r>
+      <w:r>
+        <w:t xml:space="preserve"> </w:t>
+      </w:r>
+      <m:oMath>
+        <m:acc>
+          <m:accPr>
+            <m:chr m:val="̂"/>
+          </m:accPr>
+          <m:e>
+            <m:r>
+              <m:t>θ</m:t>
+            </m:r>
+          </m:e>
+        </m:acc>
+      </m:oMath>
+      <w:r>
+        <w:t xml:space="preserve"> </w:t>
+      </w:r>
+      <w:r>
+        <w:t xml:space="preserve">is</w:t>
       </w:r>
       <w:r>
         <w:t xml:space="preserve"> </w:t>
@@ -19226,21 +19285,94 @@
         <w:t xml:space="preserve">biased</w:t>
       </w:r>
       <w:r>
-        <w:t xml:space="preserve">.</w:t>
+        <w:t xml:space="preserve"> </w:t>
+      </w:r>
+      <w:r>
+        <w:t xml:space="preserve">if its</w:t>
+      </w:r>
+      <w:r>
+        <w:t xml:space="preserve"> </w:t>
+      </w:r>
+      <w:hyperlink w:anchor="def-bias">
+        <w:r>
+          <w:rPr>
+            <w:rStyle w:val="Hyperlink"/>
+          </w:rPr>
+          <w:t xml:space="preserve">bias</w:t>
+        </w:r>
+      </w:hyperlink>
+      <w:r>
+        <w:t xml:space="preserve"> </w:t>
+      </w:r>
+      <w:r>
+        <w:t xml:space="preserve">is not zero:</w:t>
       </w:r>
     </w:p>
-    <w:bookmarkEnd w:id="88"/>
-    <w:bookmarkStart w:id="89" w:name="exm-unbiased-sample-mean"/>
     <w:p>
       <w:pPr>
         <w:pStyle w:val="BodyText"/>
       </w:pPr>
+      <m:oMathPara>
+        <m:oMathParaPr>
+          <m:jc m:val="center"/>
+        </m:oMathParaPr>
+        <m:oMath>
+          <m:r>
+            <m:rPr>
+              <m:sty m:val="p"/>
+            </m:rPr>
+            <m:t>Bias</m:t>
+          </m:r>
+          <m:r>
+            <m:t>​</m:t>
+          </m:r>
+          <m:d>
+            <m:dPr>
+              <m:begChr m:val="("/>
+              <m:sepChr m:val=""/>
+              <m:endChr m:val=")"/>
+              <m:grow/>
+            </m:dPr>
+            <m:e>
+              <m:acc>
+                <m:accPr>
+                  <m:chr m:val="̂"/>
+                </m:accPr>
+                <m:e>
+                  <m:r>
+                    <m:t>θ</m:t>
+                  </m:r>
+                </m:e>
+              </m:acc>
+            </m:e>
+          </m:d>
+          <m:r>
+            <m:t>​</m:t>
+          </m:r>
+          <m:r>
+            <m:rPr>
+              <m:sty m:val="p"/>
+            </m:rPr>
+            <m:t>≠</m:t>
+          </m:r>
+          <m:r>
+            <m:t>0</m:t>
+          </m:r>
+        </m:oMath>
+      </m:oMathPara>
+    </w:p>
+    <w:bookmarkEnd w:id="91"/>
+    <w:bookmarkStart w:id="92" w:name="exm-unbiased-sample-mean"/>
+    <w:p>
+      <w:pPr>
+        <w:pStyle w:val="FirstParagraph"/>
+      </w:pPr>
       <w:r>
         <w:rPr>
           <w:b/>
           <w:bCs/>
         </w:rPr>
-        <w:t xml:space="preserve">Example 12 (The sample mean is unbiased)</w:t>
+        <w:t xml:space="preserve">Example 13 (The sample mean is unbiased)</w:t>
       </w:r>
       <w:r>
         <w:t xml:space="preserve"> </w:t>
@@ -19444,8 +19576,8 @@
         <w:t xml:space="preserve">.</w:t>
       </w:r>
     </w:p>
-    <w:bookmarkEnd w:id="89"/>
-    <w:bookmarkStart w:id="91" w:name="exm-biased-variance-mle"/>
+    <w:bookmarkEnd w:id="92"/>
+    <w:bookmarkStart w:id="94" w:name="exm-biased-variance-mle"/>
     <w:p>
       <w:pPr>
         <w:pStyle w:val="BodyText"/>
@@ -19455,7 +19587,7 @@
           <w:b/>
           <w:bCs/>
         </w:rPr>
-        <w:t xml:space="preserve">Example 13 (A biased estimator of the variance)</w:t>
+        <w:t xml:space="preserve">Example 14 (A biased estimator of the variance)</w:t>
       </w:r>
       <w:r>
         <w:t xml:space="preserve"> </w:t>
@@ -19623,7 +19755,7 @@
       <w:r>
         <w:t xml:space="preserve"> </w:t>
       </w:r>
-      <w:hyperlink r:id="rId90">
+      <w:hyperlink r:id="rId93">
         <w:r>
           <w:rPr>
             <w:rStyle w:val="Hyperlink"/>
@@ -24795,8 +24927,8 @@
         <w:t xml:space="preserve">grows.</w:t>
       </w:r>
     </w:p>
-    <w:bookmarkEnd w:id="91"/>
-    <w:bookmarkStart w:id="92" w:name="exr-unbiased-exp"/>
+    <w:bookmarkEnd w:id="94"/>
+    <w:bookmarkStart w:id="95" w:name="exr-unbiased-exp"/>
     <w:p>
       <w:pPr>
         <w:pStyle w:val="BodyText"/>
@@ -24927,8 +25059,8 @@
         <w:t xml:space="preserve">.</w:t>
       </w:r>
     </w:p>
-    <w:bookmarkEnd w:id="92"/>
-    <w:bookmarkStart w:id="93" w:name="sol-unbiased-exp"/>
+    <w:bookmarkEnd w:id="95"/>
+    <w:bookmarkStart w:id="96" w:name="sol-unbiased-exp"/>
     <w:p>
       <w:pPr>
         <w:pStyle w:val="BodyText"/>
@@ -25153,8 +25285,8 @@
         <w:t xml:space="preserve">.</w:t>
       </w:r>
     </w:p>
-    <w:bookmarkEnd w:id="93"/>
-    <w:bookmarkStart w:id="94" w:name="exr-unbiased-mse"/>
+    <w:bookmarkEnd w:id="96"/>
+    <w:bookmarkStart w:id="97" w:name="exr-unbiased-mse"/>
     <w:p>
       <w:pPr>
         <w:pStyle w:val="BodyText"/>
@@ -25248,8 +25380,8 @@
         <w:t xml:space="preserve">in terms of its variance.</w:t>
       </w:r>
     </w:p>
-    <w:bookmarkEnd w:id="94"/>
-    <w:bookmarkStart w:id="95" w:name="sol-unbiased-mse"/>
+    <w:bookmarkEnd w:id="97"/>
+    <w:bookmarkStart w:id="98" w:name="sol-unbiased-mse"/>
     <w:p>
       <w:pPr>
         <w:pStyle w:val="BodyText"/>
@@ -25588,8 +25720,8 @@
         </m:oMath>
       </m:oMathPara>
     </w:p>
-    <w:bookmarkEnd w:id="95"/>
-    <w:bookmarkStart w:id="98" w:name="thm-unbiased-props"/>
+    <w:bookmarkEnd w:id="98"/>
+    <w:bookmarkStart w:id="101" w:name="thm-unbiased-props"/>
     <w:p>
       <w:pPr>
         <w:pStyle w:val="FirstParagraph"/>
@@ -25661,7 +25793,7 @@
       <w:pPr>
         <w:pStyle w:val="BodyText"/>
       </w:pPr>
-      <w:bookmarkStart w:id="96" w:name="eq-unbiased-exp"/>
+      <w:bookmarkStart w:id="99" w:name="eq-unbiased-exp"/>
       <m:oMathPara>
         <m:oMathParaPr>
           <m:jc m:val="center"/>
@@ -25728,13 +25860,13 @@
           </m:r>
         </m:oMath>
       </m:oMathPara>
-      <w:bookmarkEnd w:id="96"/>
+      <w:bookmarkEnd w:id="99"/>
     </w:p>
     <w:p>
       <w:pPr>
         <w:pStyle w:val="FirstParagraph"/>
       </w:pPr>
-      <w:bookmarkStart w:id="97" w:name="eq-unbiased-mse"/>
+      <w:bookmarkStart w:id="100" w:name="eq-unbiased-mse"/>
       <m:oMathPara>
         <m:oMathParaPr>
           <m:jc m:val="center"/>
@@ -25830,9 +25962,9 @@
           </m:r>
         </m:oMath>
       </m:oMathPara>
-      <w:bookmarkEnd w:id="97"/>
+      <w:bookmarkEnd w:id="100"/>
     </w:p>
-    <w:bookmarkEnd w:id="98"/>
+    <w:bookmarkEnd w:id="101"/>
     <w:p>
       <w:pPr>
         <w:pStyle w:val="FirstParagraph"/>
@@ -25923,7 +26055,7 @@
       <w:r>
         <w:t xml:space="preserve"> </w:t>
       </w:r>
-      <w:hyperlink r:id="rId99">
+      <w:hyperlink r:id="rId102">
         <w:r>
           <w:rPr>
             <w:rStyle w:val="Hyperlink"/>
@@ -25950,8 +26082,8 @@
         <w:t xml:space="preserve">.</w:t>
       </w:r>
     </w:p>
-    <w:bookmarkEnd w:id="100"/>
-    <w:bookmarkStart w:id="103" w:name="mean-absolute-error"/>
+    <w:bookmarkEnd w:id="103"/>
+    <w:bookmarkStart w:id="106" w:name="mean-absolute-error"/>
     <w:p>
       <w:pPr>
         <w:pStyle w:val="Heading3"/>
@@ -25960,7 +26092,7 @@
         <w:t xml:space="preserve">3.7 Mean absolute error</w:t>
       </w:r>
     </w:p>
-    <w:bookmarkStart w:id="101" w:name="def-mae"/>
+    <w:bookmarkStart w:id="104" w:name="def-mae"/>
     <w:p>
       <w:pPr>
         <w:pStyle w:val="FirstParagraph"/>
@@ -25970,7 +26102,7 @@
           <w:b/>
           <w:bCs/>
         </w:rPr>
-        <w:t xml:space="preserve">Definition 16 (Mean absolute error)</w:t>
+        <w:t xml:space="preserve">Definition 17 (Mean absolute error)</w:t>
       </w:r>
       <w:r>
         <w:t xml:space="preserve"> </w:t>
@@ -26145,8 +26277,8 @@
         </m:oMath>
       </m:oMathPara>
     </w:p>
-    <w:bookmarkEnd w:id="101"/>
-    <w:bookmarkStart w:id="102" w:name="exm-mae-gaussian"/>
+    <w:bookmarkEnd w:id="104"/>
+    <w:bookmarkStart w:id="105" w:name="exm-mae-gaussian"/>
     <w:p>
       <w:pPr>
         <w:pStyle w:val="FirstParagraph"/>
@@ -26156,7 +26288,7 @@
           <w:b/>
           <w:bCs/>
         </w:rPr>
-        <w:t xml:space="preserve">Example 14 (Mean absolute error of a Gaussian estimator)</w:t>
+        <w:t xml:space="preserve">Example 15 (Mean absolute error of a Gaussian estimator)</w:t>
       </w:r>
       <w:r>
         <w:t xml:space="preserve"> </w:t>
@@ -28552,9 +28684,9 @@
         <w:t xml:space="preserve">).</w:t>
       </w:r>
     </w:p>
-    <w:bookmarkEnd w:id="102"/>
-    <w:bookmarkEnd w:id="103"/>
-    <w:bookmarkStart w:id="117" w:name="standard-error"/>
+    <w:bookmarkEnd w:id="105"/>
+    <w:bookmarkEnd w:id="106"/>
+    <w:bookmarkStart w:id="120" w:name="standard-error"/>
     <w:p>
       <w:pPr>
         <w:pStyle w:val="Heading3"/>
@@ -28563,7 +28695,7 @@
         <w:t xml:space="preserve">3.8 Standard error</w:t>
       </w:r>
     </w:p>
-    <w:bookmarkStart w:id="105" w:name="def-SE"/>
+    <w:bookmarkStart w:id="108" w:name="def-SE"/>
     <w:p>
       <w:pPr>
         <w:pStyle w:val="FirstParagraph"/>
@@ -28573,7 +28705,7 @@
           <w:b/>
           <w:bCs/>
         </w:rPr>
-        <w:t xml:space="preserve">Definition 17 (Standard error)</w:t>
+        <w:t xml:space="preserve">Definition 18 (Standard error)</w:t>
       </w:r>
       <w:r>
         <w:t xml:space="preserve"> </w:t>
@@ -28621,7 +28753,7 @@
       <w:r>
         <w:t xml:space="preserve"> </w:t>
       </w:r>
-      <w:hyperlink r:id="rId104">
+      <w:hyperlink r:id="rId107">
         <w:r>
           <w:rPr>
             <w:rStyle w:val="Hyperlink"/>
@@ -28749,8 +28881,8 @@
         </m:oMath>
       </m:oMathPara>
     </w:p>
-    <w:bookmarkEnd w:id="105"/>
-    <w:bookmarkStart w:id="106" w:name="exm-SE-sample-mean"/>
+    <w:bookmarkEnd w:id="108"/>
+    <w:bookmarkStart w:id="109" w:name="exm-SE-sample-mean"/>
     <w:p>
       <w:pPr>
         <w:pStyle w:val="FirstParagraph"/>
@@ -28760,7 +28892,7 @@
           <w:b/>
           <w:bCs/>
         </w:rPr>
-        <w:t xml:space="preserve">Example 15 (Standard error of the sample mean)</w:t>
+        <w:t xml:space="preserve">Example 16 (Standard error of the sample mean)</w:t>
       </w:r>
       <w:r>
         <w:t xml:space="preserve"> </w:t>
@@ -29062,8 +29194,8 @@
         <w:t xml:space="preserve">.</w:t>
       </w:r>
     </w:p>
-    <w:bookmarkEnd w:id="106"/>
-    <w:bookmarkStart w:id="107" w:name="exr-se-error-sd"/>
+    <w:bookmarkEnd w:id="109"/>
+    <w:bookmarkStart w:id="110" w:name="exr-se-error-sd"/>
     <w:p>
       <w:pPr>
         <w:pStyle w:val="BodyText"/>
@@ -29084,7 +29216,7 @@
       <w:r>
         <w:t xml:space="preserve"> </w:t>
       </w:r>
-      <w:hyperlink r:id="rId104">
+      <w:hyperlink r:id="rId107">
         <w:r>
           <w:rPr>
             <w:rStyle w:val="Hyperlink"/>
@@ -29185,8 +29317,8 @@
         <w:t xml:space="preserve">.</w:t>
       </w:r>
     </w:p>
-    <w:bookmarkEnd w:id="107"/>
-    <w:bookmarkStart w:id="108" w:name="sol-se-error-sd"/>
+    <w:bookmarkEnd w:id="110"/>
+    <w:bookmarkStart w:id="111" w:name="sol-se-error-sd"/>
     <w:p>
       <w:pPr>
         <w:pStyle w:val="BodyText"/>
@@ -29553,8 +29685,8 @@
         </m:oMath>
       </m:oMathPara>
     </w:p>
-    <w:bookmarkEnd w:id="108"/>
-    <w:bookmarkStart w:id="109" w:name="thm-se-error-sd"/>
+    <w:bookmarkEnd w:id="111"/>
+    <w:bookmarkStart w:id="112" w:name="thm-se-error-sd"/>
     <w:p>
       <w:pPr>
         <w:pStyle w:val="FirstParagraph"/>
@@ -29668,7 +29800,7 @@
         </m:oMath>
       </m:oMathPara>
     </w:p>
-    <w:bookmarkEnd w:id="109"/>
+    <w:bookmarkEnd w:id="112"/>
     <w:p>
       <w:pPr>
         <w:pStyle w:val="FirstParagraph"/>
@@ -29701,7 +29833,7 @@
         <w:t xml:space="preserve">.</w:t>
       </w:r>
     </w:p>
-    <w:bookmarkStart w:id="110" w:name="rem-standard-error-name"/>
+    <w:bookmarkStart w:id="113" w:name="rem-standard-error-name"/>
     <w:p>
       <w:pPr>
         <w:pStyle w:val="BodyText"/>
@@ -29711,7 +29843,7 @@
           <w:i/>
           <w:iCs/>
         </w:rPr>
-        <w:t xml:space="preserve">Remark 3</w:t>
+        <w:t xml:space="preserve">Remark 4</w:t>
       </w:r>
       <w:r>
         <w:t xml:space="preserve"> (The name</w:t>
@@ -29811,8 +29943,8 @@
         <w:t xml:space="preserve">so they come up often enough to deserve their own name.</w:t>
       </w:r>
     </w:p>
-    <w:bookmarkEnd w:id="110"/>
-    <w:bookmarkStart w:id="111" w:name="exr-var-mse-bias"/>
+    <w:bookmarkEnd w:id="113"/>
+    <w:bookmarkStart w:id="114" w:name="exr-var-mse-bias"/>
     <w:p>
       <w:pPr>
         <w:pStyle w:val="BodyText"/>
@@ -29982,8 +30114,8 @@
         <w:t xml:space="preserve">.</w:t>
       </w:r>
     </w:p>
-    <w:bookmarkEnd w:id="111"/>
-    <w:bookmarkStart w:id="112" w:name="sol-var-mse-bias"/>
+    <w:bookmarkEnd w:id="114"/>
+    <w:bookmarkStart w:id="115" w:name="sol-var-mse-bias"/>
     <w:p>
       <w:pPr>
         <w:pStyle w:val="BodyText"/>
@@ -30910,8 +31042,8 @@
         </m:oMath>
       </m:oMathPara>
     </w:p>
-    <w:bookmarkEnd w:id="112"/>
-    <w:bookmarkStart w:id="113" w:name="cor-var-mse-bias"/>
+    <w:bookmarkEnd w:id="115"/>
+    <w:bookmarkStart w:id="116" w:name="cor-var-mse-bias"/>
     <w:p>
       <w:pPr>
         <w:pStyle w:val="FirstParagraph"/>
@@ -31106,7 +31238,7 @@
         </m:oMath>
       </m:oMathPara>
     </w:p>
-    <w:bookmarkEnd w:id="113"/>
+    <w:bookmarkEnd w:id="116"/>
     <w:p>
       <w:pPr>
         <w:pStyle w:val="FirstParagraph"/>
@@ -31139,7 +31271,7 @@
         <w:t xml:space="preserve">.</w:t>
       </w:r>
     </w:p>
-    <w:bookmarkStart w:id="114" w:name="exr-se-rmse-unbiased"/>
+    <w:bookmarkStart w:id="117" w:name="exr-se-rmse-unbiased"/>
     <w:p>
       <w:pPr>
         <w:pStyle w:val="BodyText"/>
@@ -31247,8 +31379,8 @@
         <w:t xml:space="preserve">.</w:t>
       </w:r>
     </w:p>
-    <w:bookmarkEnd w:id="114"/>
-    <w:bookmarkStart w:id="115" w:name="sol-se-rmse-unbiased"/>
+    <w:bookmarkEnd w:id="117"/>
+    <w:bookmarkStart w:id="118" w:name="sol-se-rmse-unbiased"/>
     <w:p>
       <w:pPr>
         <w:pStyle w:val="BodyText"/>
@@ -31511,8 +31643,8 @@
         </m:oMath>
       </m:oMathPara>
     </w:p>
-    <w:bookmarkEnd w:id="115"/>
-    <w:bookmarkStart w:id="116" w:name="cor-se-rmse-unbiased"/>
+    <w:bookmarkEnd w:id="118"/>
+    <w:bookmarkStart w:id="119" w:name="cor-se-rmse-unbiased"/>
     <w:p>
       <w:pPr>
         <w:pStyle w:val="FirstParagraph"/>
@@ -31670,7 +31802,7 @@
         </m:oMath>
       </m:oMathPara>
     </w:p>
-    <w:bookmarkEnd w:id="116"/>
+    <w:bookmarkEnd w:id="119"/>
     <w:p>
       <w:pPr>
         <w:pStyle w:val="FirstParagraph"/>
@@ -31703,9 +31835,9 @@
         <w:t xml:space="preserve">.</w:t>
       </w:r>
     </w:p>
-    <w:bookmarkEnd w:id="117"/>
-    <w:bookmarkEnd w:id="118"/>
-    <w:bookmarkStart w:id="132" w:name="references"/>
+    <w:bookmarkEnd w:id="120"/>
+    <w:bookmarkEnd w:id="121"/>
+    <w:bookmarkStart w:id="135" w:name="references"/>
     <w:p>
       <w:pPr>
         <w:pStyle w:val="Heading2"/>
@@ -31714,8 +31846,8 @@
         <w:t xml:space="preserve">References</w:t>
       </w:r>
     </w:p>
-    <w:bookmarkStart w:id="131" w:name="refs"/>
-    <w:bookmarkStart w:id="120" w:name="ref-fiveminuteai_probstat"/>
+    <w:bookmarkStart w:id="134" w:name="refs"/>
+    <w:bookmarkStart w:id="123" w:name="ref-fiveminuteai_probstat"/>
     <w:p>
       <w:pPr>
         <w:pStyle w:val="Bibliography"/>
@@ -31739,7 +31871,7 @@
       <w:r>
         <w:t xml:space="preserve"> </w:t>
       </w:r>
-      <w:hyperlink r:id="rId119">
+      <w:hyperlink r:id="rId122">
         <w:r>
           <w:rPr>
             <w:rStyle w:val="Hyperlink"/>
@@ -31751,8 +31883,8 @@
         <w:t xml:space="preserve">.</w:t>
       </w:r>
     </w:p>
-    <w:bookmarkEnd w:id="120"/>
-    <w:bookmarkStart w:id="121" w:name="ref-box_draper_1987"/>
+    <w:bookmarkEnd w:id="123"/>
+    <w:bookmarkStart w:id="124" w:name="ref-box_draper_1987"/>
     <w:p>
       <w:pPr>
         <w:pStyle w:val="Bibliography"/>
@@ -31774,8 +31906,8 @@
         <w:t xml:space="preserve">. Wiley Series in Probability and Mathematical Statistics. Applied Probability and Statistics. Wiley.</w:t>
       </w:r>
     </w:p>
-    <w:bookmarkEnd w:id="121"/>
-    <w:bookmarkStart w:id="123" w:name="ref-dunn2018generalized"/>
+    <w:bookmarkEnd w:id="124"/>
+    <w:bookmarkStart w:id="126" w:name="ref-dunn2018generalized"/>
     <w:p>
       <w:pPr>
         <w:pStyle w:val="Bibliography"/>
@@ -31813,7 +31945,7 @@
       <w:r>
         <w:t xml:space="preserve"> </w:t>
       </w:r>
-      <w:hyperlink r:id="rId122">
+      <w:hyperlink r:id="rId125">
         <w:r>
           <w:rPr>
             <w:rStyle w:val="Hyperlink"/>
@@ -31825,8 +31957,8 @@
         <w:t xml:space="preserve">.</w:t>
       </w:r>
     </w:p>
-    <w:bookmarkEnd w:id="123"/>
-    <w:bookmarkStart w:id="124" w:name="ref-hosmer1989applied"/>
+    <w:bookmarkEnd w:id="126"/>
+    <w:bookmarkStart w:id="127" w:name="ref-hosmer1989applied"/>
     <w:p>
       <w:pPr>
         <w:pStyle w:val="Bibliography"/>
@@ -31848,8 +31980,8 @@
         <w:t xml:space="preserve">. Wiley.</w:t>
       </w:r>
     </w:p>
-    <w:bookmarkEnd w:id="124"/>
-    <w:bookmarkStart w:id="126" w:name="ref-lawrance2020estimand"/>
+    <w:bookmarkEnd w:id="127"/>
+    <w:bookmarkStart w:id="129" w:name="ref-lawrance2020estimand"/>
     <w:p>
       <w:pPr>
         <w:pStyle w:val="Bibliography"/>
@@ -31882,7 +32014,7 @@
       <w:r>
         <w:t xml:space="preserve"> </w:t>
       </w:r>
-      <w:hyperlink r:id="rId125">
+      <w:hyperlink r:id="rId128">
         <w:r>
           <w:rPr>
             <w:rStyle w:val="Hyperlink"/>
@@ -31894,8 +32026,8 @@
         <w:t xml:space="preserve">.</w:t>
       </w:r>
     </w:p>
-    <w:bookmarkEnd w:id="126"/>
-    <w:bookmarkStart w:id="128" w:name="ref-pohl2021estimands"/>
+    <w:bookmarkEnd w:id="129"/>
+    <w:bookmarkStart w:id="131" w:name="ref-pohl2021estimands"/>
     <w:p>
       <w:pPr>
         <w:pStyle w:val="Bibliography"/>
@@ -31955,7 +32087,7 @@
       <w:r>
         <w:t xml:space="preserve"> </w:t>
       </w:r>
-      <w:hyperlink r:id="rId127">
+      <w:hyperlink r:id="rId130">
         <w:r>
           <w:rPr>
             <w:rStyle w:val="Hyperlink"/>
@@ -31967,8 +32099,8 @@
         <w:t xml:space="preserve">.</w:t>
       </w:r>
     </w:p>
-    <w:bookmarkEnd w:id="128"/>
-    <w:bookmarkStart w:id="130" w:name="ref-van2018flexible"/>
+    <w:bookmarkEnd w:id="131"/>
+    <w:bookmarkStart w:id="133" w:name="ref-van2018flexible"/>
     <w:p>
       <w:pPr>
         <w:pStyle w:val="Bibliography"/>
@@ -31992,7 +32124,7 @@
       <w:r>
         <w:t xml:space="preserve"> </w:t>
       </w:r>
-      <w:hyperlink r:id="rId129">
+      <w:hyperlink r:id="rId132">
         <w:r>
           <w:rPr>
             <w:rStyle w:val="Hyperlink"/>
@@ -32004,9 +32136,9 @@
         <w:t xml:space="preserve">.</w:t>
       </w:r>
     </w:p>
-    <w:bookmarkEnd w:id="130"/>
-    <w:bookmarkEnd w:id="131"/>
-    <w:bookmarkEnd w:id="132"/>
+    <w:bookmarkEnd w:id="133"/>
+    <w:bookmarkEnd w:id="134"/>
+    <w:bookmarkEnd w:id="135"/>
     <w:sectPr>
       <w:footnotePr>
         <w:numRestart w:val="eachSect"/>
